--- a/output/投研舆情晨报_2026-10-26.docx
+++ b/output/投研舆情晨报_2026-10-26.docx
@@ -19,7 +19,7 @@
           <w:color w:val="8A939E"/>
           <w:sz w:val="18"/>
         </w:rPr>
-        <w:t>覆盖 6 家媒体 · 入库 16,235 条 · 去重后 1,319 条 · 识别热点 42 个</w:t>
+        <w:t>覆盖 6 家媒体 · 入库 16,348 条 · 去重后 1,605 条 · 识别热点 52 个</w:t>
       </w:r>
     </w:p>
     <w:p>
@@ -126,7 +126,131 @@
           </w:tcPr>
           <w:p>
             <w:r>
-              <w:t>0.780</w:t>
+              <w:t>0.870</w:t>
+            </w:r>
+          </w:p>
+        </w:tc>
+        <w:tc>
+          <w:tcPr>
+            <w:tcW w:type="dxa" w:w="1440"/>
+          </w:tcPr>
+          <w:p>
+            <w:r>
+              <w:t>爆点</w:t>
+            </w:r>
+          </w:p>
+        </w:tc>
+        <w:tc>
+          <w:tcPr>
+            <w:tcW w:type="dxa" w:w="1440"/>
+          </w:tcPr>
+          <w:p>
+            <w:r>
+              <w:t>交运物流</w:t>
+            </w:r>
+          </w:p>
+        </w:tc>
+        <w:tc>
+          <w:tcPr>
+            <w:tcW w:type="dxa" w:w="1440"/>
+          </w:tcPr>
+          <w:p>
+            <w:r>
+              <w:t>沙特领导的联军称 沙特拦截了也门胡塞武装向南部地区发射的10</w:t>
+            </w:r>
+          </w:p>
+        </w:tc>
+        <w:tc>
+          <w:tcPr>
+            <w:tcW w:type="dxa" w:w="1440"/>
+          </w:tcPr>
+          <w:p>
+            <w:r>
+              <w:t>8/3</w:t>
+            </w:r>
+          </w:p>
+        </w:tc>
+      </w:tr>
+      <w:tr>
+        <w:tc>
+          <w:tcPr>
+            <w:tcW w:type="dxa" w:w="1440"/>
+          </w:tcPr>
+          <w:p>
+            <w:r>
+              <w:t>2</w:t>
+            </w:r>
+          </w:p>
+        </w:tc>
+        <w:tc>
+          <w:tcPr>
+            <w:tcW w:type="dxa" w:w="1440"/>
+          </w:tcPr>
+          <w:p>
+            <w:r>
+              <w:t>0.788</w:t>
+            </w:r>
+          </w:p>
+        </w:tc>
+        <w:tc>
+          <w:tcPr>
+            <w:tcW w:type="dxa" w:w="1440"/>
+          </w:tcPr>
+          <w:p>
+            <w:r>
+              <w:t>爆点</w:t>
+            </w:r>
+          </w:p>
+        </w:tc>
+        <w:tc>
+          <w:tcPr>
+            <w:tcW w:type="dxa" w:w="1440"/>
+          </w:tcPr>
+          <w:p>
+            <w:r>
+              <w:t>AI与大模型</w:t>
+            </w:r>
+          </w:p>
+        </w:tc>
+        <w:tc>
+          <w:tcPr>
+            <w:tcW w:type="dxa" w:w="1440"/>
+          </w:tcPr>
+          <w:p>
+            <w:r>
+              <w:t>Anthropic据悉今晚公布S-1招股书，最快11月19日</w:t>
+            </w:r>
+          </w:p>
+        </w:tc>
+        <w:tc>
+          <w:tcPr>
+            <w:tcW w:type="dxa" w:w="1440"/>
+          </w:tcPr>
+          <w:p>
+            <w:r>
+              <w:t>9/3</w:t>
+            </w:r>
+          </w:p>
+        </w:tc>
+      </w:tr>
+      <w:tr>
+        <w:tc>
+          <w:tcPr>
+            <w:tcW w:type="dxa" w:w="1440"/>
+          </w:tcPr>
+          <w:p>
+            <w:r>
+              <w:t>3</w:t>
+            </w:r>
+          </w:p>
+        </w:tc>
+        <w:tc>
+          <w:tcPr>
+            <w:tcW w:type="dxa" w:w="1440"/>
+          </w:tcPr>
+          <w:p>
+            <w:r>
+              <w:t>0.647</w:t>
             </w:r>
           </w:p>
         </w:tc>
@@ -156,7 +280,7 @@
           </w:tcPr>
           <w:p>
             <w:r>
-              <w:t>去年全国结婚登记676万对，广东结婚登记人数连续四年第一</w:t>
+              <w:t>前三季度江苏GDP为108631.3亿元，同比增长5.2%</w:t>
             </w:r>
           </w:p>
         </w:tc>
@@ -166,7 +290,7 @@
           </w:tcPr>
           <w:p>
             <w:r>
-              <w:t>6/2</w:t>
+              <w:t>4/2</w:t>
             </w:r>
           </w:p>
         </w:tc>
@@ -178,7 +302,7 @@
           </w:tcPr>
           <w:p>
             <w:r>
-              <w:t>2</w:t>
+              <w:t>4</w:t>
             </w:r>
           </w:p>
         </w:tc>
@@ -188,7 +312,7 @@
           </w:tcPr>
           <w:p>
             <w:r>
-              <w:t>0.772</w:t>
+              <w:t>0.619</w:t>
             </w:r>
           </w:p>
         </w:tc>
@@ -218,7 +342,7 @@
           </w:tcPr>
           <w:p>
             <w:r>
-              <w:t>南方区域电力市场转入正式运行暨高质量发展推进会在广州召开</w:t>
+              <w:t>百利天恒双抗ADC披露EGFR突变肺癌一、二线数据：一线OR</w:t>
             </w:r>
           </w:p>
         </w:tc>
@@ -228,131 +352,7 @@
           </w:tcPr>
           <w:p>
             <w:r>
-              <w:t>5/3</w:t>
-            </w:r>
-          </w:p>
-        </w:tc>
-      </w:tr>
-      <w:tr>
-        <w:tc>
-          <w:tcPr>
-            <w:tcW w:type="dxa" w:w="1440"/>
-          </w:tcPr>
-          <w:p>
-            <w:r>
-              <w:t>3</w:t>
-            </w:r>
-          </w:p>
-        </w:tc>
-        <w:tc>
-          <w:tcPr>
-            <w:tcW w:type="dxa" w:w="1440"/>
-          </w:tcPr>
-          <w:p>
-            <w:r>
-              <w:t>0.724</w:t>
-            </w:r>
-          </w:p>
-        </w:tc>
-        <w:tc>
-          <w:tcPr>
-            <w:tcW w:type="dxa" w:w="1440"/>
-          </w:tcPr>
-          <w:p>
-            <w:r>
-              <w:t>爆点</w:t>
-            </w:r>
-          </w:p>
-        </w:tc>
-        <w:tc>
-          <w:tcPr>
-            <w:tcW w:type="dxa" w:w="1440"/>
-          </w:tcPr>
-          <w:p>
-            <w:r>
-              <w:t>大宗与能化</w:t>
-            </w:r>
-          </w:p>
-        </w:tc>
-        <w:tc>
-          <w:tcPr>
-            <w:tcW w:type="dxa" w:w="1440"/>
-          </w:tcPr>
-          <w:p>
-            <w:r>
-              <w:t>国家统计局：10月中旬22种产品价格上涨，生猪价格环比下降4</w:t>
-            </w:r>
-          </w:p>
-        </w:tc>
-        <w:tc>
-          <w:tcPr>
-            <w:tcW w:type="dxa" w:w="1440"/>
-          </w:tcPr>
-          <w:p>
-            <w:r>
-              <w:t>5/2</w:t>
-            </w:r>
-          </w:p>
-        </w:tc>
-      </w:tr>
-      <w:tr>
-        <w:tc>
-          <w:tcPr>
-            <w:tcW w:type="dxa" w:w="1440"/>
-          </w:tcPr>
-          <w:p>
-            <w:r>
-              <w:t>4</w:t>
-            </w:r>
-          </w:p>
-        </w:tc>
-        <w:tc>
-          <w:tcPr>
-            <w:tcW w:type="dxa" w:w="1440"/>
-          </w:tcPr>
-          <w:p>
-            <w:r>
-              <w:t>0.698</w:t>
-            </w:r>
-          </w:p>
-        </w:tc>
-        <w:tc>
-          <w:tcPr>
-            <w:tcW w:type="dxa" w:w="1440"/>
-          </w:tcPr>
-          <w:p>
-            <w:r>
-              <w:t>爆点</w:t>
-            </w:r>
-          </w:p>
-        </w:tc>
-        <w:tc>
-          <w:tcPr>
-            <w:tcW w:type="dxa" w:w="1440"/>
-          </w:tcPr>
-          <w:p>
-            <w:r>
-              <w:t>综合</w:t>
-            </w:r>
-          </w:p>
-        </w:tc>
-        <w:tc>
-          <w:tcPr>
-            <w:tcW w:type="dxa" w:w="1440"/>
-          </w:tcPr>
-          <w:p>
-            <w:r>
-              <w:t>中国地震台网正式测定：10月24日12时39分在新疆克孜勒苏</w:t>
-            </w:r>
-          </w:p>
-        </w:tc>
-        <w:tc>
-          <w:tcPr>
-            <w:tcW w:type="dxa" w:w="1440"/>
-          </w:tcPr>
-          <w:p>
-            <w:r>
-              <w:t>4/3</w:t>
+              <w:t>3/2</w:t>
             </w:r>
           </w:p>
         </w:tc>
@@ -374,7 +374,7 @@
           </w:tcPr>
           <w:p>
             <w:r>
-              <w:t>0.674</w:t>
+              <w:t>0.582</w:t>
             </w:r>
           </w:p>
         </w:tc>
@@ -384,69 +384,7 @@
           </w:tcPr>
           <w:p>
             <w:r>
-              <w:t>高热</w:t>
-            </w:r>
-          </w:p>
-        </w:tc>
-        <w:tc>
-          <w:tcPr>
-            <w:tcW w:type="dxa" w:w="1440"/>
-          </w:tcPr>
-          <w:p>
-            <w:r>
-              <w:t>综合</w:t>
-            </w:r>
-          </w:p>
-        </w:tc>
-        <w:tc>
-          <w:tcPr>
-            <w:tcW w:type="dxa" w:w="1440"/>
-          </w:tcPr>
-          <w:p>
-            <w:r>
-              <w:t>冲突升级！胡塞武装对沙特发起多次袭击 目标直指能源设施和机场</w:t>
-            </w:r>
-          </w:p>
-        </w:tc>
-        <w:tc>
-          <w:tcPr>
-            <w:tcW w:type="dxa" w:w="1440"/>
-          </w:tcPr>
-          <w:p>
-            <w:r>
-              <w:t>6/3</w:t>
-            </w:r>
-          </w:p>
-        </w:tc>
-      </w:tr>
-      <w:tr>
-        <w:tc>
-          <w:tcPr>
-            <w:tcW w:type="dxa" w:w="1440"/>
-          </w:tcPr>
-          <w:p>
-            <w:r>
-              <w:t>6</w:t>
-            </w:r>
-          </w:p>
-        </w:tc>
-        <w:tc>
-          <w:tcPr>
-            <w:tcW w:type="dxa" w:w="1440"/>
-          </w:tcPr>
-          <w:p>
-            <w:r>
-              <w:t>0.651</w:t>
-            </w:r>
-          </w:p>
-        </w:tc>
-        <w:tc>
-          <w:tcPr>
-            <w:tcW w:type="dxa" w:w="1440"/>
-          </w:tcPr>
-          <w:p>
-            <w:r>
-              <w:t>高热</w:t>
+              <w:t>爆点</w:t>
             </w:r>
           </w:p>
         </w:tc>
@@ -488,7 +426,7 @@
           </w:tcPr>
           <w:p>
             <w:r>
-              <w:t>7</w:t>
+              <w:t>6</w:t>
             </w:r>
           </w:p>
         </w:tc>
@@ -498,69 +436,7 @@
           </w:tcPr>
           <w:p>
             <w:r>
-              <w:t>0.643</w:t>
-            </w:r>
-          </w:p>
-        </w:tc>
-        <w:tc>
-          <w:tcPr>
-            <w:tcW w:type="dxa" w:w="1440"/>
-          </w:tcPr>
-          <w:p>
-            <w:r>
-              <w:t>高热</w:t>
-            </w:r>
-          </w:p>
-        </w:tc>
-        <w:tc>
-          <w:tcPr>
-            <w:tcW w:type="dxa" w:w="1440"/>
-          </w:tcPr>
-          <w:p>
-            <w:r>
-              <w:t>消费电子</w:t>
-            </w:r>
-          </w:p>
-        </w:tc>
-        <w:tc>
-          <w:tcPr>
-            <w:tcW w:type="dxa" w:w="1440"/>
-          </w:tcPr>
-          <w:p>
-            <w:r>
-              <w:t>多位网友称iPhone Duo刚到手屏幕就裂开，开售两天有渠</w:t>
-            </w:r>
-          </w:p>
-        </w:tc>
-        <w:tc>
-          <w:tcPr>
-            <w:tcW w:type="dxa" w:w="1440"/>
-          </w:tcPr>
-          <w:p>
-            <w:r>
-              <w:t>4/3</w:t>
-            </w:r>
-          </w:p>
-        </w:tc>
-      </w:tr>
-      <w:tr>
-        <w:tc>
-          <w:tcPr>
-            <w:tcW w:type="dxa" w:w="1440"/>
-          </w:tcPr>
-          <w:p>
-            <w:r>
-              <w:t>8</w:t>
-            </w:r>
-          </w:p>
-        </w:tc>
-        <w:tc>
-          <w:tcPr>
-            <w:tcW w:type="dxa" w:w="1440"/>
-          </w:tcPr>
-          <w:p>
-            <w:r>
-              <w:t>0.585</w:t>
+              <w:t>0.582</w:t>
             </w:r>
           </w:p>
         </w:tc>
@@ -590,7 +466,7 @@
           </w:tcPr>
           <w:p>
             <w:r>
-              <w:t>刘奇凡任云南省委副书记、省政府党组书记</w:t>
+              <w:t>巴西大选第二轮投票已统计25.19%的选票，博索纳罗以50.</w:t>
             </w:r>
           </w:p>
         </w:tc>
@@ -600,7 +476,131 @@
           </w:tcPr>
           <w:p>
             <w:r>
-              <w:t>3/2</w:t>
+              <w:t>4/2</w:t>
+            </w:r>
+          </w:p>
+        </w:tc>
+      </w:tr>
+      <w:tr>
+        <w:tc>
+          <w:tcPr>
+            <w:tcW w:type="dxa" w:w="1440"/>
+          </w:tcPr>
+          <w:p>
+            <w:r>
+              <w:t>7</w:t>
+            </w:r>
+          </w:p>
+        </w:tc>
+        <w:tc>
+          <w:tcPr>
+            <w:tcW w:type="dxa" w:w="1440"/>
+          </w:tcPr>
+          <w:p>
+            <w:r>
+              <w:t>0.582</w:t>
+            </w:r>
+          </w:p>
+        </w:tc>
+        <w:tc>
+          <w:tcPr>
+            <w:tcW w:type="dxa" w:w="1440"/>
+          </w:tcPr>
+          <w:p>
+            <w:r>
+              <w:t>高热</w:t>
+            </w:r>
+          </w:p>
+        </w:tc>
+        <w:tc>
+          <w:tcPr>
+            <w:tcW w:type="dxa" w:w="1440"/>
+          </w:tcPr>
+          <w:p>
+            <w:r>
+              <w:t>AI与大模型</w:t>
+            </w:r>
+          </w:p>
+        </w:tc>
+        <w:tc>
+          <w:tcPr>
+            <w:tcW w:type="dxa" w:w="1440"/>
+          </w:tcPr>
+          <w:p>
+            <w:r>
+              <w:t>Anthropic：随着算力基础设施的持续扩张，资本支出预计</w:t>
+            </w:r>
+          </w:p>
+        </w:tc>
+        <w:tc>
+          <w:tcPr>
+            <w:tcW w:type="dxa" w:w="1440"/>
+          </w:tcPr>
+          <w:p>
+            <w:r>
+              <w:t>4/2</w:t>
+            </w:r>
+          </w:p>
+        </w:tc>
+      </w:tr>
+      <w:tr>
+        <w:tc>
+          <w:tcPr>
+            <w:tcW w:type="dxa" w:w="1440"/>
+          </w:tcPr>
+          <w:p>
+            <w:r>
+              <w:t>8</w:t>
+            </w:r>
+          </w:p>
+        </w:tc>
+        <w:tc>
+          <w:tcPr>
+            <w:tcW w:type="dxa" w:w="1440"/>
+          </w:tcPr>
+          <w:p>
+            <w:r>
+              <w:t>0.578</w:t>
+            </w:r>
+          </w:p>
+        </w:tc>
+        <w:tc>
+          <w:tcPr>
+            <w:tcW w:type="dxa" w:w="1440"/>
+          </w:tcPr>
+          <w:p>
+            <w:r>
+              <w:t>高热</w:t>
+            </w:r>
+          </w:p>
+        </w:tc>
+        <w:tc>
+          <w:tcPr>
+            <w:tcW w:type="dxa" w:w="1440"/>
+          </w:tcPr>
+          <w:p>
+            <w:r>
+              <w:t>大宗与能化</w:t>
+            </w:r>
+          </w:p>
+        </w:tc>
+        <w:tc>
+          <w:tcPr>
+            <w:tcW w:type="dxa" w:w="1440"/>
+          </w:tcPr>
+          <w:p>
+            <w:r>
+              <w:t>商品期货开盘，甲醇主力合约触及涨停，丙烯涨近6%，对二甲苯、</w:t>
+            </w:r>
+          </w:p>
+        </w:tc>
+        <w:tc>
+          <w:tcPr>
+            <w:tcW w:type="dxa" w:w="1440"/>
+          </w:tcPr>
+          <w:p>
+            <w:r>
+              <w:t>3/3</w:t>
             </w:r>
           </w:p>
         </w:tc>
@@ -622,7 +622,7 @@
           </w:tcPr>
           <w:p>
             <w:r>
-              <w:t>0.585</w:t>
+              <w:t>0.578</w:t>
             </w:r>
           </w:p>
         </w:tc>
@@ -642,7 +642,7 @@
           </w:tcPr>
           <w:p>
             <w:r>
-              <w:t>半导体</w:t>
+              <w:t>金融市场</w:t>
             </w:r>
           </w:p>
         </w:tc>
@@ -652,7 +652,7 @@
           </w:tcPr>
           <w:p>
             <w:r>
-              <w:t>马斯克官宣：SpaceX举债400亿美元采购GPU 警告新云</w:t>
+              <w:t>恒指高开0.28%，报23156.96点；恒生科技指数涨0.</w:t>
             </w:r>
           </w:p>
         </w:tc>
@@ -662,7 +662,7 @@
           </w:tcPr>
           <w:p>
             <w:r>
-              <w:t>3/2</w:t>
+              <w:t>3/3</w:t>
             </w:r>
           </w:p>
         </w:tc>
@@ -684,7 +684,7 @@
           </w:tcPr>
           <w:p>
             <w:r>
-              <w:t>0.585</w:t>
+              <w:t>0.541</w:t>
             </w:r>
           </w:p>
         </w:tc>
@@ -714,7 +714,7 @@
           </w:tcPr>
           <w:p>
             <w:r>
-              <w:t>日本市场上一只巴西股票ETF重挫13% 卢拉在巴西总统大选中</w:t>
+              <w:t>中国神华早盘涨逾3% 前三季度归母净利润473.17亿元同比</w:t>
             </w:r>
           </w:p>
         </w:tc>
@@ -724,7 +724,7 @@
           </w:tcPr>
           <w:p>
             <w:r>
-              <w:t>3/2</w:t>
+              <w:t>2/2</w:t>
             </w:r>
           </w:p>
         </w:tc>
@@ -746,7 +746,7 @@
         <w:pStyle w:val="Heading2"/>
       </w:pPr>
       <w:r>
-        <w:t>去年全国结婚登记676万对，广东结婚登记人数连续四年第一</w:t>
+        <w:t>沙特领导的联军称 沙特拦截了也门胡塞武装向南部地区发射的10枚弹道导弹</w:t>
       </w:r>
     </w:p>
     <w:p>
@@ -755,7 +755,7 @@
           <w:color w:val="8A939E"/>
           <w:sz w:val="18"/>
         </w:rPr>
-        <w:t>热度 0.780（爆点）· 6 篇 / 2 家媒体 · 宏观政策</w:t>
+        <w:t>热度 0.870（爆点）· 8 篇 / 3 家媒体 · 交运物流</w:t>
       </w:r>
     </w:p>
     <w:p>
@@ -767,7 +767,7 @@
         <w:t>事件概述：</w:t>
       </w:r>
       <w:r>
-        <w:t>「去年全国结婚登记676万对，广东结婚登记人数连续四年第一」由 6 篇报道聚合而成，覆盖 2 家媒体，热度 0.78（爆点），所属板块类目：宏观政策。</w:t>
+        <w:t>「沙特领导的联军称 沙特拦截了也门胡塞武装向南部地区发射的10枚弹道导弹」由 8 篇报道聚合而成，覆盖 3 家媒体，热度 0.87（爆点），所属板块类目：交运物流。</w:t>
       </w:r>
     </w:p>
     <w:p>
@@ -779,7 +779,155 @@
         <w:t>关键信息：</w:t>
       </w:r>
       <w:r>
-        <w:t>去年全国结婚登记676万对，广东结婚登记人数连续四年第一；去年河北结婚登记人数32.43万对；2025年全国结婚登记676.51万对，增长10.8％</w:t>
+        <w:t>沙特领导的联军称 沙特拦截了也门胡塞武装向南部地区发射的10枚弹道导弹；沙特主导联军称拦截胡塞弹道导弹；胡塞武装宣称袭击沙特油气与机场设施，沙特称拦截导弹</w:t>
+      </w:r>
+    </w:p>
+    <w:p>
+      <w:r>
+        <w:rPr>
+          <w:b/>
+          <w:color w:val="16324F"/>
+        </w:rPr>
+        <w:t>市场影响：</w:t>
+      </w:r>
+      <w:r>
+        <w:t>关联板块代码：BK0704、BK1480。（LLM 不可用，未生成研判，以上为检索与统计事实）</w:t>
+      </w:r>
+    </w:p>
+    <w:p>
+      <w:r>
+        <w:rPr>
+          <w:b/>
+          <w:color w:val="16324F"/>
+        </w:rPr>
+        <w:t>关注要点：</w:t>
+      </w:r>
+      <w:r>
+        <w:t>建议人工复核该事件的后续进展与板块联动。</w:t>
+      </w:r>
+    </w:p>
+    <w:p>
+      <w:r>
+        <w:rPr>
+          <w:color w:val="8A939E"/>
+          <w:sz w:val="17"/>
+        </w:rPr>
+        <w:t>引用：[1]沙特领导的联军称 沙特拦截了也门胡塞武装向南部地区发 / [2]沙特主导联军称拦截胡塞弹道导弹 / [3]胡塞武装宣称袭击沙特油气与机场设施，沙特称拦截导弹 / [4]也门胡塞武装称沙特一天内发动百次空袭</w:t>
+      </w:r>
+    </w:p>
+    <w:p>
+      <w:pPr>
+        <w:pStyle w:val="Heading2"/>
+      </w:pPr>
+      <w:r>
+        <w:t>Anthropic据悉今晚公布S-1招股书，最快11月19日或20日登陆美股</w:t>
+      </w:r>
+    </w:p>
+    <w:p>
+      <w:r>
+        <w:rPr>
+          <w:color w:val="8A939E"/>
+          <w:sz w:val="18"/>
+        </w:rPr>
+        <w:t>热度 0.788（爆点）· 9 篇 / 3 家媒体 · AI与大模型</w:t>
+      </w:r>
+    </w:p>
+    <w:p>
+      <w:r>
+        <w:rPr>
+          <w:b/>
+          <w:color w:val="16324F"/>
+        </w:rPr>
+        <w:t>事件概述：</w:t>
+      </w:r>
+      <w:r>
+        <w:t>「Anthropic据悉今晚公布S-1招股书，最快11月19日或20日登陆美股」由 9 篇报道聚合而成，覆盖 3 家媒体，热度 0.788（爆点），所属板块类目：AI与大模型。</w:t>
+      </w:r>
+    </w:p>
+    <w:p>
+      <w:r>
+        <w:rPr>
+          <w:b/>
+          <w:color w:val="16324F"/>
+        </w:rPr>
+        <w:t>关键信息：</w:t>
+      </w:r>
+      <w:r>
+        <w:t>Anthropic据悉今晚公布S-1招股书，最快11月19日或20日登陆美股；Anthropic计划于11月进行IPO；Anthropic上市 押上的几乎是整个AI市场</w:t>
+      </w:r>
+    </w:p>
+    <w:p>
+      <w:r>
+        <w:rPr>
+          <w:b/>
+          <w:color w:val="16324F"/>
+        </w:rPr>
+        <w:t>市场影响：</w:t>
+      </w:r>
+      <w:r>
+        <w:t>关联板块代码：BK0697。（LLM 不可用，未生成研判，以上为检索与统计事实）</w:t>
+      </w:r>
+    </w:p>
+    <w:p>
+      <w:r>
+        <w:rPr>
+          <w:b/>
+          <w:color w:val="16324F"/>
+        </w:rPr>
+        <w:t>关注要点：</w:t>
+      </w:r>
+      <w:r>
+        <w:t>建议人工复核该事件的后续进展与板块联动。</w:t>
+      </w:r>
+    </w:p>
+    <w:p>
+      <w:r>
+        <w:rPr>
+          <w:color w:val="8A939E"/>
+          <w:sz w:val="17"/>
+        </w:rPr>
+        <w:t>引用：[1]Anthropic据悉今晚公布S-1招股书，最快11 / [2]Anthropic计划于11月进行IPO / [3]Anthropic上市 押上的几乎是整个AI市场 / [4]美股财报季高潮来了！AI交易能否顶住美联储压力|美股</w:t>
+      </w:r>
+    </w:p>
+    <w:p>
+      <w:pPr>
+        <w:pStyle w:val="Heading2"/>
+      </w:pPr>
+      <w:r>
+        <w:t>前三季度江苏GDP为108631.3亿元，同比增长5.2%</w:t>
+      </w:r>
+    </w:p>
+    <w:p>
+      <w:r>
+        <w:rPr>
+          <w:color w:val="8A939E"/>
+          <w:sz w:val="18"/>
+        </w:rPr>
+        <w:t>热度 0.647（爆点）· 4 篇 / 2 家媒体 · 宏观政策</w:t>
+      </w:r>
+    </w:p>
+    <w:p>
+      <w:r>
+        <w:rPr>
+          <w:b/>
+          <w:color w:val="16324F"/>
+        </w:rPr>
+        <w:t>事件概述：</w:t>
+      </w:r>
+      <w:r>
+        <w:t>「前三季度江苏GDP为108631.3亿元，同比增长5.2%」由 4 篇报道聚合而成，覆盖 2 家媒体，热度 0.647（爆点），所属板块类目：宏观政策。</w:t>
+      </w:r>
+    </w:p>
+    <w:p>
+      <w:r>
+        <w:rPr>
+          <w:b/>
+          <w:color w:val="16324F"/>
+        </w:rPr>
+        <w:t>关键信息：</w:t>
+      </w:r>
+      <w:r>
+        <w:t>前三季度江苏GDP为108631.3亿元，同比增长5.2%；四个维度读懂江苏“三季报”含金量；浙江前三季度GDP达73224亿元 同比增长5.6%</w:t>
       </w:r>
     </w:p>
     <w:p>
@@ -812,7 +960,7 @@
           <w:color w:val="8A939E"/>
           <w:sz w:val="17"/>
         </w:rPr>
-        <w:t>引用：[1]去年全国结婚登记676万对，广东结婚登记人数连续四年 / [2]去年河北结婚登记人数32.43万对 / [3]2025年全国结婚登记676.51万对，增长10.8 / [4]31省份2025年婚姻数据公布 山西登记16.95万</w:t>
+        <w:t>引用：[1]前三季度江苏GDP为108631.3亿元，同比增长5 / [2]四个维度读懂江苏“三季报”含金量 / [3]浙江前三季度GDP达73224亿元 同比增长5.6% / [4]新宙邦：2026年第三季度净利润5.59亿元，同比增</w:t>
       </w:r>
     </w:p>
     <w:p>
@@ -820,7 +968,7 @@
         <w:pStyle w:val="Heading2"/>
       </w:pPr>
       <w:r>
-        <w:t>南方区域电力市场转入正式运行暨高质量发展推进会在广州召开</w:t>
+        <w:t>百利天恒双抗ADC披露EGFR突变肺癌一、二线数据：一线ORR达100%，二线PFS达1</w:t>
       </w:r>
     </w:p>
     <w:p>
@@ -829,7 +977,7 @@
           <w:color w:val="8A939E"/>
           <w:sz w:val="18"/>
         </w:rPr>
-        <w:t>热度 0.772（爆点）· 5 篇 / 3 家媒体 · 综合</w:t>
+        <w:t>热度 0.619（爆点）· 3 篇 / 2 家媒体 · 综合</w:t>
       </w:r>
     </w:p>
     <w:p>
@@ -841,7 +989,7 @@
         <w:t>事件概述：</w:t>
       </w:r>
       <w:r>
-        <w:t>「南方区域电力市场转入正式运行暨高质量发展推进会在广州召开」由 5 篇报道聚合而成，覆盖 3 家媒体，热度 0.772（爆点），所属板块类目：综合。</w:t>
+        <w:t>「百利天恒双抗ADC披露EGFR突变肺癌一、二线数据：一线ORR达100%，二线PFS达11.1个」由 3 篇报道聚合而成，覆盖 2 家媒体，热度 0.619（爆点），所属板块类目：综合。</w:t>
       </w:r>
     </w:p>
     <w:p>
@@ -853,7 +1001,81 @@
         <w:t>关键信息：</w:t>
       </w:r>
       <w:r>
-        <w:t>南方区域电力市场转入正式运行暨高质量发展推进会在广州召开；中国首个区域电力市场正式运行；南方区域电力市场转入正式运行</w:t>
+        <w:t>百利天恒双抗ADC披露EGFR突变肺癌一、二线数据：一线ORR达100%，二线P；百利天恒：双抗ADC新药上市申请获受理；百利天恒：T-Bren III期临床试验达主要终点</w:t>
+      </w:r>
+    </w:p>
+    <w:p>
+      <w:r>
+        <w:rPr>
+          <w:b/>
+          <w:color w:val="16324F"/>
+        </w:rPr>
+        <w:t>市场影响：</w:t>
+      </w:r>
+      <w:r>
+        <w:t>关联板块代码：BK0870。（LLM 不可用，未生成研判，以上为检索与统计事实）</w:t>
+      </w:r>
+    </w:p>
+    <w:p>
+      <w:r>
+        <w:rPr>
+          <w:b/>
+          <w:color w:val="16324F"/>
+        </w:rPr>
+        <w:t>关注要点：</w:t>
+      </w:r>
+      <w:r>
+        <w:t>建议人工复核该事件的后续进展与板块联动。</w:t>
+      </w:r>
+    </w:p>
+    <w:p>
+      <w:r>
+        <w:rPr>
+          <w:color w:val="8A939E"/>
+          <w:sz w:val="17"/>
+        </w:rPr>
+        <w:t>引用：[1]百利天恒双抗ADC披露EGFR突变肺癌一、二线数据： / [2]百利天恒：双抗ADC新药上市申请获受理 / [3]百利天恒：T-Bren III期临床试验达主要终点 / [4]伦康依隆妥单抗III期研究登上《柳叶刀》 HR+/H</w:t>
+      </w:r>
+    </w:p>
+    <w:p>
+      <w:pPr>
+        <w:pStyle w:val="Heading2"/>
+      </w:pPr>
+      <w:r>
+        <w:t>德明利第三季营收116亿：净利27亿 市值797亿 魏宏章减持 或套现4亿</w:t>
+      </w:r>
+    </w:p>
+    <w:p>
+      <w:r>
+        <w:rPr>
+          <w:color w:val="8A939E"/>
+          <w:sz w:val="18"/>
+        </w:rPr>
+        <w:t>热度 0.582（爆点）· 4 篇 / 2 家媒体 · 半导体</w:t>
+      </w:r>
+    </w:p>
+    <w:p>
+      <w:r>
+        <w:rPr>
+          <w:b/>
+          <w:color w:val="16324F"/>
+        </w:rPr>
+        <w:t>事件概述：</w:t>
+      </w:r>
+      <w:r>
+        <w:t>「德明利第三季营收116亿：净利27亿 市值797亿 魏宏章减持 或套现4亿」由 4 篇报道聚合而成，覆盖 2 家媒体，热度 0.582（爆点），所属板块类目：半导体。</w:t>
+      </w:r>
+    </w:p>
+    <w:p>
+      <w:r>
+        <w:rPr>
+          <w:b/>
+          <w:color w:val="16324F"/>
+        </w:rPr>
+        <w:t>关键信息：</w:t>
+      </w:r>
+      <w:r>
+        <w:t>德明利第三季营收116亿：净利27亿 市值797亿 魏宏章减持 或套现4亿；存储龙头，三季度净利猛增超2900%！；德明利：第三季度净利润同比增长2903% 环比增长2%</w:t>
       </w:r>
     </w:p>
     <w:p>
@@ -886,229 +1108,7 @@
           <w:color w:val="8A939E"/>
           <w:sz w:val="17"/>
         </w:rPr>
-        <w:t>引用：[1]南方区域电力市场转入正式运行暨高质量发展推进会在广州 / [2]中国首个区域电力市场正式运行 / [3]南方区域电力市场转入正式运行 / [4]南方区域电力市场今起正式运行</w:t>
-      </w:r>
-    </w:p>
-    <w:p>
-      <w:pPr>
-        <w:pStyle w:val="Heading2"/>
-      </w:pPr>
-      <w:r>
-        <w:t>国家统计局：10月中旬22种产品价格上涨，生猪价格环比下降4.9%</w:t>
-      </w:r>
-    </w:p>
-    <w:p>
-      <w:r>
-        <w:rPr>
-          <w:color w:val="8A939E"/>
-          <w:sz w:val="18"/>
-        </w:rPr>
-        <w:t>热度 0.724（爆点）· 5 篇 / 2 家媒体 · 大宗与能化</w:t>
-      </w:r>
-    </w:p>
-    <w:p>
-      <w:r>
-        <w:rPr>
-          <w:b/>
-          <w:color w:val="16324F"/>
-        </w:rPr>
-        <w:t>事件概述：</w:t>
-      </w:r>
-      <w:r>
-        <w:t>「国家统计局：10月中旬22种产品价格上涨，生猪价格环比下降4.9%」由 5 篇报道聚合而成，覆盖 2 家媒体，热度 0.724（爆点），所属板块类目：大宗与能化。</w:t>
-      </w:r>
-    </w:p>
-    <w:p>
-      <w:r>
-        <w:rPr>
-          <w:b/>
-          <w:color w:val="16324F"/>
-        </w:rPr>
-        <w:t>关键信息：</w:t>
-      </w:r>
-      <w:r>
-        <w:t>国家统计局：10月中旬22种产品价格上涨，生猪价格环比下降4.9%；国家统计局：10月中旬生猪（外三元）价格环比下降4.9%；终端需求支撑力度有限 本周国内生猪价格震荡下滑</w:t>
-      </w:r>
-    </w:p>
-    <w:p>
-      <w:r>
-        <w:rPr>
-          <w:b/>
-          <w:color w:val="16324F"/>
-        </w:rPr>
-        <w:t>市场影响：</w:t>
-      </w:r>
-      <w:r>
-        <w:t>关联板块代码：BK0433、BK0882。（LLM 不可用，未生成研判，以上为检索与统计事实）</w:t>
-      </w:r>
-    </w:p>
-    <w:p>
-      <w:r>
-        <w:rPr>
-          <w:b/>
-          <w:color w:val="16324F"/>
-        </w:rPr>
-        <w:t>关注要点：</w:t>
-      </w:r>
-      <w:r>
-        <w:t>建议人工复核该事件的后续进展与板块联动。</w:t>
-      </w:r>
-    </w:p>
-    <w:p>
-      <w:r>
-        <w:rPr>
-          <w:color w:val="8A939E"/>
-          <w:sz w:val="17"/>
-        </w:rPr>
-        <w:t>引用：[1]国家统计局：10月中旬22种产品价格上涨，生猪价格环 / [2]国家统计局：10月中旬生猪（外三元）价格环比下降4. / [3]终端需求支撑力度有限 本周国内生猪价格震荡下滑 / [4]华泰期货：供应压力难解，生猪价格延续弱势</w:t>
-      </w:r>
-    </w:p>
-    <w:p>
-      <w:pPr>
-        <w:pStyle w:val="Heading2"/>
-      </w:pPr>
-      <w:r>
-        <w:t>中国地震台网正式测定：10月24日12时39分在新疆克孜勒苏州乌恰县（北纬39.</w:t>
-      </w:r>
-    </w:p>
-    <w:p>
-      <w:r>
-        <w:rPr>
-          <w:color w:val="8A939E"/>
-          <w:sz w:val="18"/>
-        </w:rPr>
-        <w:t>热度 0.698（爆点）· 4 篇 / 3 家媒体 · 综合</w:t>
-      </w:r>
-    </w:p>
-    <w:p>
-      <w:r>
-        <w:rPr>
-          <w:b/>
-          <w:color w:val="16324F"/>
-        </w:rPr>
-        <w:t>事件概述：</w:t>
-      </w:r>
-      <w:r>
-        <w:t>「中国地震台网正式测定：10月24日12时39分在新疆克孜勒苏州乌恰县（北纬39.」由 4 篇报道聚合而成，覆盖 3 家媒体，热度 0.698（爆点），所属板块类目：综合。</w:t>
-      </w:r>
-    </w:p>
-    <w:p>
-      <w:r>
-        <w:rPr>
-          <w:b/>
-          <w:color w:val="16324F"/>
-        </w:rPr>
-        <w:t>关键信息：</w:t>
-      </w:r>
-      <w:r>
-        <w:t>中国地震台网正式测定：10月24日12时39分在新疆克孜勒苏州乌恰县（北纬39.；中国地震台网正式测定：10月24日16时39分在青海玉树州杂多县（北纬32.54；新疆伊犁州巩留县发生4.3级地震 震源深度21千米</w:t>
-      </w:r>
-    </w:p>
-    <w:p>
-      <w:r>
-        <w:rPr>
-          <w:b/>
-          <w:color w:val="16324F"/>
-        </w:rPr>
-        <w:t>市场影响：</w:t>
-      </w:r>
-      <w:r>
-        <w:t>关联板块代码：本簇未携带板块标签。（LLM 不可用，未生成研判，以上为检索与统计事实）</w:t>
-      </w:r>
-    </w:p>
-    <w:p>
-      <w:r>
-        <w:rPr>
-          <w:b/>
-          <w:color w:val="16324F"/>
-        </w:rPr>
-        <w:t>关注要点：</w:t>
-      </w:r>
-      <w:r>
-        <w:t>建议人工复核该事件的后续进展与板块联动。</w:t>
-      </w:r>
-    </w:p>
-    <w:p>
-      <w:r>
-        <w:rPr>
-          <w:color w:val="8A939E"/>
-          <w:sz w:val="17"/>
-        </w:rPr>
-        <w:t>引用：[1]中国地震台网正式测定：10月24日12时39分在新疆 / [2]中国地震台网正式测定：10月24日16时39分在青海 / [3]新疆伊犁州巩留县发生4.3级地震 震源深度21千米 / [4]西藏那曲市巴青县发生3.2级地震</w:t>
-      </w:r>
-    </w:p>
-    <w:p>
-      <w:pPr>
-        <w:pStyle w:val="Heading2"/>
-      </w:pPr>
-      <w:r>
-        <w:t>冲突升级！胡塞武装对沙特发起多次袭击 目标直指能源设施和机场</w:t>
-      </w:r>
-    </w:p>
-    <w:p>
-      <w:r>
-        <w:rPr>
-          <w:color w:val="8A939E"/>
-          <w:sz w:val="18"/>
-        </w:rPr>
-        <w:t>热度 0.674（高热）· 6 篇 / 3 家媒体 · 综合</w:t>
-      </w:r>
-    </w:p>
-    <w:p>
-      <w:r>
-        <w:rPr>
-          <w:b/>
-          <w:color w:val="16324F"/>
-        </w:rPr>
-        <w:t>事件概述：</w:t>
-      </w:r>
-      <w:r>
-        <w:t>「冲突升级！胡塞武装对沙特发起多次袭击 目标直指能源设施和机场」由 6 篇报道聚合而成，覆盖 3 家媒体，热度 0.674（高热），所属板块类目：综合。</w:t>
-      </w:r>
-    </w:p>
-    <w:p>
-      <w:r>
-        <w:rPr>
-          <w:b/>
-          <w:color w:val="16324F"/>
-        </w:rPr>
-        <w:t>关键信息：</w:t>
-      </w:r>
-      <w:r>
-        <w:t>冲突升级！胡塞武装对沙特发起多次袭击 目标直指能源设施和机场；胡塞武装：袭击了沙特能源设施和利雅得机场；也门胡塞武装称对沙特机场和石油设施等目标发动袭击</w:t>
-      </w:r>
-    </w:p>
-    <w:p>
-      <w:r>
-        <w:rPr>
-          <w:b/>
-          <w:color w:val="16324F"/>
-        </w:rPr>
-        <w:t>市场影响：</w:t>
-      </w:r>
-      <w:r>
-        <w:t>关联板块代码：BK1480。（LLM 不可用，未生成研判，以上为检索与统计事实）</w:t>
-      </w:r>
-    </w:p>
-    <w:p>
-      <w:r>
-        <w:rPr>
-          <w:b/>
-          <w:color w:val="16324F"/>
-        </w:rPr>
-        <w:t>关注要点：</w:t>
-      </w:r>
-      <w:r>
-        <w:t>建议人工复核该事件的后续进展与板块联动。</w:t>
-      </w:r>
-    </w:p>
-    <w:p>
-      <w:r>
-        <w:rPr>
-          <w:color w:val="8A939E"/>
-          <w:sz w:val="17"/>
-        </w:rPr>
-        <w:t>引用：[1]冲突升级！胡塞武装对沙特发起多次袭击 目标直指能源设 / [2]胡塞武装：袭击了沙特能源设施和利雅得机场 / [3]也门胡塞武装称对沙特机场和石油设施等目标发动袭击 / [4]沙特股市因胡塞武装持续袭击而重挫</w:t>
+        <w:t>引用：[1]德明利第三季营收116亿：净利27亿 市值797亿  / [2]存储龙头，三季度净利猛增超2900%！ / [3]德明利：第三季度净利润同比增长2903% 环比增长2 / [4]上调全年收入指引！药明康德前三季度净利同比增六成，Q</w:t>
       </w:r>
     </w:p>
     <w:p>
@@ -1127,7 +1127,7 @@
         <w:pStyle w:val="ListBullet"/>
       </w:pPr>
       <w:r>
-        <w:t>采集：6 家媒体公开接口，累计入库 16,235 条</w:t>
+        <w:t>采集：6 家媒体公开接口，累计入库 16,348 条</w:t>
       </w:r>
     </w:p>
     <w:p>
@@ -1135,7 +1135,7 @@
         <w:pStyle w:val="ListBullet"/>
       </w:pPr>
       <w:r>
-        <w:t>三层去重：1,591 → 1,319 条（精确154/SimHash10/语义108）</w:t>
+        <w:t>三层去重：1,847 → 1,605 条（精确125/SimHash14/语义103）</w:t>
       </w:r>
     </w:p>
     <w:p>
